--- a/lab3/работа_3х_алгоритмов.docx
+++ b/lab3/работа_3х_алгоритмов.docx
@@ -397,7 +397,6 @@
           <w:lang w:val="ru-RU"/>
         </w:rPr>
       </w:pPr>
-      <w:proofErr w:type="spellStart"/>
       <w:r>
         <w:rPr>
           <w:sz w:val="28"/>
@@ -406,7 +405,6 @@
         </w:rPr>
         <w:t>Болтак</w:t>
       </w:r>
-      <w:proofErr w:type="spellEnd"/>
       <w:r>
         <w:rPr>
           <w:sz w:val="28"/>
@@ -677,7 +675,6 @@
         </w:rPr>
         <w:t>)</w:t>
       </w:r>
-      <w:proofErr w:type="gramStart"/>
       <w:r>
         <w:rPr>
           <w:rFonts w:ascii="Times New Roman" w:hAnsi="Times New Roman" w:cs="Times New Roman"/>
@@ -696,17 +693,7 @@
           <w:sz w:val="28"/>
           <w:szCs w:val="28"/>
         </w:rPr>
-        <w:t xml:space="preserve"> mod</w:t>
-      </w:r>
-      <w:proofErr w:type="gramEnd"/>
-      <w:r>
-        <w:rPr>
-          <w:rFonts w:ascii="Times New Roman" w:hAnsi="Times New Roman" w:cs="Times New Roman"/>
-          <w:bCs/>
-          <w:sz w:val="28"/>
-          <w:szCs w:val="28"/>
-        </w:rPr>
-        <w:t xml:space="preserve"> </w:t>
+        <w:t xml:space="preserve"> mod </w:t>
       </w:r>
       <w:r>
         <w:rPr>
@@ -2822,18 +2809,8 @@
           <w:szCs w:val="28"/>
           <w:lang w:val="ru-RU"/>
         </w:rPr>
-        <w:t xml:space="preserve">если </w:t>
-      </w:r>
-      <w:proofErr w:type="gramStart"/>
-      <w:r>
-        <w:rPr>
-          <w:sz w:val="28"/>
-          <w:szCs w:val="28"/>
-          <w:lang w:val="ru-RU"/>
-        </w:rPr>
-        <w:t>НОД(</w:t>
-      </w:r>
-      <w:proofErr w:type="gramEnd"/>
+        <w:t>если НОД(</w:t>
+      </w:r>
       <w:r>
         <w:rPr>
           <w:sz w:val="28"/>
@@ -4366,21 +4343,12 @@
                 <w:lang w:eastAsia="en-US"/>
               </w:rPr>
             </w:pPr>
-            <w:proofErr w:type="spellStart"/>
-            <w:r>
-              <w:rPr>
-                <w:color w:val="000000"/>
-                <w:lang w:eastAsia="en-US"/>
-              </w:rPr>
-              <w:t>Число</w:t>
-            </w:r>
-            <w:proofErr w:type="spellEnd"/>
-            <w:r>
-              <w:rPr>
-                <w:color w:val="000000"/>
-                <w:lang w:eastAsia="en-US"/>
-              </w:rPr>
-              <w:t xml:space="preserve"> (a)</w:t>
+            <w:r>
+              <w:rPr>
+                <w:color w:val="000000"/>
+                <w:lang w:eastAsia="en-US"/>
+              </w:rPr>
+              <w:t>Число (a)</w:t>
             </w:r>
           </w:p>
         </w:tc>
@@ -4472,7 +4440,6 @@
                 <w:lang w:eastAsia="en-US"/>
               </w:rPr>
             </w:pPr>
-            <w:proofErr w:type="spellStart"/>
             <w:r>
               <w:rPr>
                 <w:rFonts w:ascii="Calibri" w:hAnsi="Calibri" w:cs="Calibri"/>
@@ -4483,7 +4450,6 @@
               </w:rPr>
               <w:t>результат</w:t>
             </w:r>
-            <w:proofErr w:type="spellEnd"/>
           </w:p>
         </w:tc>
       </w:tr>
@@ -5112,7 +5078,6 @@
                 <w:lang w:eastAsia="en-US"/>
               </w:rPr>
             </w:pPr>
-            <w:proofErr w:type="spellStart"/>
             <w:r>
               <w:rPr>
                 <w:rFonts w:ascii="Calibri" w:hAnsi="Calibri" w:cs="Calibri"/>
@@ -5123,7 +5088,6 @@
               </w:rPr>
               <w:t>корень</w:t>
             </w:r>
-            <w:proofErr w:type="spellEnd"/>
           </w:p>
         </w:tc>
       </w:tr>
@@ -5914,7 +5878,6 @@
                 <w:lang w:eastAsia="en-US"/>
               </w:rPr>
             </w:pPr>
-            <w:proofErr w:type="spellStart"/>
             <w:r>
               <w:rPr>
                 <w:rFonts w:ascii="Calibri" w:hAnsi="Calibri" w:cs="Calibri"/>
@@ -5925,7 +5888,6 @@
               </w:rPr>
               <w:t>корень</w:t>
             </w:r>
-            <w:proofErr w:type="spellEnd"/>
           </w:p>
         </w:tc>
       </w:tr>
@@ -6068,7 +6030,6 @@
                 <w:lang w:eastAsia="en-US"/>
               </w:rPr>
             </w:pPr>
-            <w:proofErr w:type="spellStart"/>
             <w:r>
               <w:rPr>
                 <w:rFonts w:ascii="Calibri" w:hAnsi="Calibri" w:cs="Calibri"/>
@@ -6079,7 +6040,6 @@
               </w:rPr>
               <w:t>корень</w:t>
             </w:r>
-            <w:proofErr w:type="spellEnd"/>
           </w:p>
         </w:tc>
       </w:tr>
@@ -6384,7 +6344,6 @@
                 <w:lang w:eastAsia="en-US"/>
               </w:rPr>
             </w:pPr>
-            <w:proofErr w:type="spellStart"/>
             <w:r>
               <w:rPr>
                 <w:rFonts w:ascii="Calibri" w:hAnsi="Calibri" w:cs="Calibri"/>
@@ -6395,7 +6354,6 @@
               </w:rPr>
               <w:t>корень</w:t>
             </w:r>
-            <w:proofErr w:type="spellEnd"/>
           </w:p>
         </w:tc>
       </w:tr>
@@ -6700,7 +6658,6 @@
                 <w:lang w:eastAsia="en-US"/>
               </w:rPr>
             </w:pPr>
-            <w:proofErr w:type="spellStart"/>
             <w:r>
               <w:rPr>
                 <w:rFonts w:ascii="Calibri" w:hAnsi="Calibri" w:cs="Calibri"/>
@@ -6711,7 +6668,6 @@
               </w:rPr>
               <w:t>корень</w:t>
             </w:r>
-            <w:proofErr w:type="spellEnd"/>
           </w:p>
         </w:tc>
       </w:tr>
@@ -7340,7 +7296,6 @@
                 <w:lang w:eastAsia="en-US"/>
               </w:rPr>
             </w:pPr>
-            <w:proofErr w:type="spellStart"/>
             <w:r>
               <w:rPr>
                 <w:rFonts w:ascii="Calibri" w:hAnsi="Calibri" w:cs="Calibri"/>
@@ -7351,7 +7306,6 @@
               </w:rPr>
               <w:t>корень</w:t>
             </w:r>
-            <w:proofErr w:type="spellEnd"/>
           </w:p>
         </w:tc>
       </w:tr>
@@ -7494,7 +7448,6 @@
                 <w:lang w:eastAsia="en-US"/>
               </w:rPr>
             </w:pPr>
-            <w:proofErr w:type="spellStart"/>
             <w:r>
               <w:rPr>
                 <w:rFonts w:ascii="Calibri" w:hAnsi="Calibri" w:cs="Calibri"/>
@@ -7505,7 +7458,6 @@
               </w:rPr>
               <w:t>корень</w:t>
             </w:r>
-            <w:proofErr w:type="spellEnd"/>
           </w:p>
         </w:tc>
       </w:tr>
@@ -7810,7 +7762,6 @@
                 <w:lang w:eastAsia="en-US"/>
               </w:rPr>
             </w:pPr>
-            <w:proofErr w:type="spellStart"/>
             <w:r>
               <w:rPr>
                 <w:rFonts w:ascii="Calibri" w:hAnsi="Calibri" w:cs="Calibri"/>
@@ -7821,7 +7772,6 @@
               </w:rPr>
               <w:t>корень</w:t>
             </w:r>
-            <w:proofErr w:type="spellEnd"/>
           </w:p>
         </w:tc>
       </w:tr>
@@ -7964,7 +7914,6 @@
                 <w:lang w:eastAsia="en-US"/>
               </w:rPr>
             </w:pPr>
-            <w:proofErr w:type="spellStart"/>
             <w:r>
               <w:rPr>
                 <w:rFonts w:ascii="Calibri" w:hAnsi="Calibri" w:cs="Calibri"/>
@@ -7975,7 +7924,6 @@
               </w:rPr>
               <w:t>корень</w:t>
             </w:r>
-            <w:proofErr w:type="spellEnd"/>
           </w:p>
         </w:tc>
       </w:tr>
@@ -8442,7 +8390,6 @@
                 <w:lang w:eastAsia="en-US"/>
               </w:rPr>
             </w:pPr>
-            <w:proofErr w:type="spellStart"/>
             <w:r>
               <w:rPr>
                 <w:rFonts w:ascii="Calibri" w:hAnsi="Calibri" w:cs="Calibri"/>
@@ -8453,7 +8400,6 @@
               </w:rPr>
               <w:t>корень</w:t>
             </w:r>
-            <w:proofErr w:type="spellEnd"/>
           </w:p>
         </w:tc>
       </w:tr>
@@ -8920,7 +8866,6 @@
                 <w:lang w:eastAsia="en-US"/>
               </w:rPr>
             </w:pPr>
-            <w:proofErr w:type="spellStart"/>
             <w:r>
               <w:rPr>
                 <w:rFonts w:ascii="Calibri" w:hAnsi="Calibri" w:cs="Calibri"/>
@@ -8931,7 +8876,6 @@
               </w:rPr>
               <w:t>корень</w:t>
             </w:r>
-            <w:proofErr w:type="spellEnd"/>
           </w:p>
         </w:tc>
       </w:tr>
@@ -9074,7 +9018,6 @@
                 <w:lang w:eastAsia="en-US"/>
               </w:rPr>
             </w:pPr>
-            <w:proofErr w:type="spellStart"/>
             <w:r>
               <w:rPr>
                 <w:rFonts w:ascii="Calibri" w:hAnsi="Calibri" w:cs="Calibri"/>
@@ -9085,7 +9028,6 @@
               </w:rPr>
               <w:t>корень</w:t>
             </w:r>
-            <w:proofErr w:type="spellEnd"/>
           </w:p>
         </w:tc>
       </w:tr>
@@ -9228,7 +9170,6 @@
                 <w:lang w:eastAsia="en-US"/>
               </w:rPr>
             </w:pPr>
-            <w:proofErr w:type="spellStart"/>
             <w:r>
               <w:rPr>
                 <w:rFonts w:ascii="Calibri" w:hAnsi="Calibri" w:cs="Calibri"/>
@@ -9239,7 +9180,6 @@
               </w:rPr>
               <w:t>корень</w:t>
             </w:r>
-            <w:proofErr w:type="spellEnd"/>
           </w:p>
         </w:tc>
       </w:tr>
@@ -9544,7 +9484,6 @@
                 <w:lang w:eastAsia="en-US"/>
               </w:rPr>
             </w:pPr>
-            <w:proofErr w:type="spellStart"/>
             <w:r>
               <w:rPr>
                 <w:rFonts w:ascii="Calibri" w:hAnsi="Calibri" w:cs="Calibri"/>
@@ -9555,7 +9494,6 @@
               </w:rPr>
               <w:t>корень</w:t>
             </w:r>
-            <w:proofErr w:type="spellEnd"/>
           </w:p>
         </w:tc>
       </w:tr>
@@ -9861,7 +9799,6 @@
                 <w:lang w:eastAsia="en-US"/>
               </w:rPr>
             </w:pPr>
-            <w:proofErr w:type="spellStart"/>
             <w:r>
               <w:rPr>
                 <w:rFonts w:ascii="Calibri" w:hAnsi="Calibri" w:cs="Calibri"/>
@@ -9872,7 +9809,6 @@
               </w:rPr>
               <w:t>корень</w:t>
             </w:r>
-            <w:proofErr w:type="spellEnd"/>
           </w:p>
         </w:tc>
       </w:tr>
@@ -10339,7 +10275,6 @@
                 <w:lang w:eastAsia="en-US"/>
               </w:rPr>
             </w:pPr>
-            <w:proofErr w:type="spellStart"/>
             <w:r>
               <w:rPr>
                 <w:rFonts w:ascii="Calibri" w:hAnsi="Calibri" w:cs="Calibri"/>
@@ -10350,7 +10285,6 @@
               </w:rPr>
               <w:t>корень</w:t>
             </w:r>
-            <w:proofErr w:type="spellEnd"/>
           </w:p>
         </w:tc>
       </w:tr>
@@ -10493,7 +10427,6 @@
                 <w:lang w:eastAsia="en-US"/>
               </w:rPr>
             </w:pPr>
-            <w:proofErr w:type="spellStart"/>
             <w:r>
               <w:rPr>
                 <w:rFonts w:ascii="Calibri" w:hAnsi="Calibri" w:cs="Calibri"/>
@@ -10504,7 +10437,6 @@
               </w:rPr>
               <w:t>корень</w:t>
             </w:r>
-            <w:proofErr w:type="spellEnd"/>
           </w:p>
         </w:tc>
       </w:tr>
@@ -10647,7 +10579,6 @@
                 <w:lang w:eastAsia="en-US"/>
               </w:rPr>
             </w:pPr>
-            <w:proofErr w:type="spellStart"/>
             <w:r>
               <w:rPr>
                 <w:rFonts w:ascii="Calibri" w:hAnsi="Calibri" w:cs="Calibri"/>
@@ -10658,7 +10589,6 @@
               </w:rPr>
               <w:t>корень</w:t>
             </w:r>
-            <w:proofErr w:type="spellEnd"/>
           </w:p>
         </w:tc>
       </w:tr>
@@ -10801,7 +10731,6 @@
                 <w:lang w:eastAsia="en-US"/>
               </w:rPr>
             </w:pPr>
-            <w:proofErr w:type="spellStart"/>
             <w:r>
               <w:rPr>
                 <w:rFonts w:ascii="Calibri" w:hAnsi="Calibri" w:cs="Calibri"/>
@@ -10812,7 +10741,6 @@
               </w:rPr>
               <w:t>корень</w:t>
             </w:r>
-            <w:proofErr w:type="spellEnd"/>
           </w:p>
         </w:tc>
       </w:tr>
@@ -11117,7 +11045,6 @@
                 <w:lang w:eastAsia="en-US"/>
               </w:rPr>
             </w:pPr>
-            <w:proofErr w:type="spellStart"/>
             <w:r>
               <w:rPr>
                 <w:rFonts w:ascii="Calibri" w:hAnsi="Calibri" w:cs="Calibri"/>
@@ -11128,7 +11055,6 @@
               </w:rPr>
               <w:t>корень</w:t>
             </w:r>
-            <w:proofErr w:type="spellEnd"/>
           </w:p>
         </w:tc>
       </w:tr>
@@ -11271,7 +11197,6 @@
                 <w:lang w:eastAsia="en-US"/>
               </w:rPr>
             </w:pPr>
-            <w:proofErr w:type="spellStart"/>
             <w:r>
               <w:rPr>
                 <w:rFonts w:ascii="Calibri" w:hAnsi="Calibri" w:cs="Calibri"/>
@@ -11282,7 +11207,6 @@
               </w:rPr>
               <w:t>корень</w:t>
             </w:r>
-            <w:proofErr w:type="spellEnd"/>
           </w:p>
         </w:tc>
       </w:tr>
@@ -11425,7 +11349,6 @@
                 <w:lang w:eastAsia="en-US"/>
               </w:rPr>
             </w:pPr>
-            <w:proofErr w:type="spellStart"/>
             <w:r>
               <w:rPr>
                 <w:rFonts w:ascii="Calibri" w:hAnsi="Calibri" w:cs="Calibri"/>
@@ -11436,7 +11359,6 @@
               </w:rPr>
               <w:t>корень</w:t>
             </w:r>
-            <w:proofErr w:type="spellEnd"/>
           </w:p>
         </w:tc>
       </w:tr>
@@ -11677,23 +11599,7 @@
               <w:sz w:val="28"/>
               <w:szCs w:val="28"/>
             </w:rPr>
-            <m:t>=</m:t>
-          </m:r>
-          <m:r>
-            <w:rPr>
-              <w:rFonts w:ascii="Cambria Math" w:hAnsi="Cambria Math"/>
-              <w:sz w:val="28"/>
-              <w:szCs w:val="28"/>
-            </w:rPr>
-            <m:t>46</m:t>
-          </m:r>
-          <m:r>
-            <w:rPr>
-              <w:rFonts w:ascii="Cambria Math" w:hAnsi="Cambria Math"/>
-              <w:sz w:val="28"/>
-              <w:szCs w:val="28"/>
-            </w:rPr>
-            <m:t>*</m:t>
+            <m:t>=46*</m:t>
           </m:r>
           <m:d>
             <m:dPr>
@@ -11817,23 +11723,7 @@
               <w:sz w:val="28"/>
               <w:szCs w:val="28"/>
             </w:rPr>
-            <m:t>=</m:t>
-          </m:r>
-          <m:r>
-            <w:rPr>
-              <w:rFonts w:ascii="Cambria Math" w:hAnsi="Cambria Math"/>
-              <w:sz w:val="28"/>
-              <w:szCs w:val="28"/>
-            </w:rPr>
-            <m:t>46</m:t>
-          </m:r>
-          <m:r>
-            <w:rPr>
-              <w:rFonts w:ascii="Cambria Math" w:hAnsi="Cambria Math"/>
-              <w:sz w:val="28"/>
-              <w:szCs w:val="28"/>
-            </w:rPr>
-            <m:t>*</m:t>
+            <m:t>=46*</m:t>
           </m:r>
           <m:f>
             <m:fPr>
@@ -11913,15 +11803,7 @@
               <w:sz w:val="28"/>
               <w:szCs w:val="28"/>
             </w:rPr>
-            <m:t>=</m:t>
-          </m:r>
-          <m:r>
-            <w:rPr>
-              <w:rFonts w:ascii="Cambria Math" w:hAnsi="Cambria Math"/>
-              <w:sz w:val="28"/>
-              <w:szCs w:val="28"/>
-            </w:rPr>
-            <m:t>23</m:t>
+            <m:t>=23</m:t>
           </m:r>
         </m:oMath>
       </m:oMathPara>
@@ -12035,88 +11917,14 @@
           <w:szCs w:val="28"/>
         </w:rPr>
       </w:pPr>
-      <w:proofErr w:type="spellStart"/>
       <w:r>
         <w:rPr>
           <w:rFonts w:ascii="Times New Roman" w:hAnsi="Times New Roman" w:cs="Times New Roman"/>
           <w:sz w:val="28"/>
           <w:szCs w:val="28"/>
         </w:rPr>
-        <w:t>Пример</w:t>
-      </w:r>
-      <w:proofErr w:type="spellEnd"/>
-      <w:r>
-        <w:rPr>
-          <w:rFonts w:ascii="Times New Roman" w:hAnsi="Times New Roman" w:cs="Times New Roman"/>
-          <w:sz w:val="28"/>
-          <w:szCs w:val="28"/>
-        </w:rPr>
-        <w:t xml:space="preserve"> </w:t>
-      </w:r>
-      <w:proofErr w:type="spellStart"/>
-      <w:r>
-        <w:rPr>
-          <w:rFonts w:ascii="Times New Roman" w:hAnsi="Times New Roman" w:cs="Times New Roman"/>
-          <w:sz w:val="28"/>
-          <w:szCs w:val="28"/>
-        </w:rPr>
-        <w:t>работы</w:t>
-      </w:r>
-      <w:proofErr w:type="spellEnd"/>
-      <w:r>
-        <w:rPr>
-          <w:rFonts w:ascii="Times New Roman" w:hAnsi="Times New Roman" w:cs="Times New Roman"/>
-          <w:sz w:val="28"/>
-          <w:szCs w:val="28"/>
-        </w:rPr>
-        <w:t xml:space="preserve"> </w:t>
-      </w:r>
-      <w:proofErr w:type="spellStart"/>
-      <w:r>
-        <w:rPr>
-          <w:rFonts w:ascii="Times New Roman" w:hAnsi="Times New Roman" w:cs="Times New Roman"/>
-          <w:sz w:val="28"/>
-          <w:szCs w:val="28"/>
-        </w:rPr>
-        <w:t>расширенного</w:t>
-      </w:r>
-      <w:proofErr w:type="spellEnd"/>
-      <w:r>
-        <w:rPr>
-          <w:rFonts w:ascii="Times New Roman" w:hAnsi="Times New Roman" w:cs="Times New Roman"/>
-          <w:sz w:val="28"/>
-          <w:szCs w:val="28"/>
-        </w:rPr>
-        <w:t xml:space="preserve"> </w:t>
-      </w:r>
-      <w:proofErr w:type="spellStart"/>
-      <w:r>
-        <w:rPr>
-          <w:rFonts w:ascii="Times New Roman" w:hAnsi="Times New Roman" w:cs="Times New Roman"/>
-          <w:sz w:val="28"/>
-          <w:szCs w:val="28"/>
-        </w:rPr>
-        <w:t>алгоритма</w:t>
-      </w:r>
-      <w:proofErr w:type="spellEnd"/>
-      <w:r>
-        <w:rPr>
-          <w:rFonts w:ascii="Times New Roman" w:hAnsi="Times New Roman" w:cs="Times New Roman"/>
-          <w:sz w:val="28"/>
-          <w:szCs w:val="28"/>
-        </w:rPr>
-        <w:t xml:space="preserve"> </w:t>
-      </w:r>
-      <w:proofErr w:type="spellStart"/>
-      <w:r>
-        <w:rPr>
-          <w:rFonts w:ascii="Times New Roman" w:hAnsi="Times New Roman" w:cs="Times New Roman"/>
-          <w:sz w:val="28"/>
-          <w:szCs w:val="28"/>
-        </w:rPr>
-        <w:t>Евклида</w:t>
-      </w:r>
-      <w:proofErr w:type="spellEnd"/>
+        <w:t>Пример работы расширенного алгоритма Евклида</w:t>
+      </w:r>
     </w:p>
     <w:p>
       <w:pPr>
@@ -12148,22 +11956,22 @@
           <w:szCs w:val="28"/>
           <w:lang w:val="ru-RU"/>
         </w:rPr>
-        <w:t>17</w:t>
-      </w:r>
-      <w:r>
-        <w:rPr>
-          <w:sz w:val="28"/>
-          <w:szCs w:val="28"/>
-        </w:rPr>
-        <w:t>, b = 1</w:t>
-      </w:r>
-      <w:r>
-        <w:rPr>
-          <w:sz w:val="28"/>
-          <w:szCs w:val="28"/>
-          <w:lang w:val="ru-RU"/>
-        </w:rPr>
-        <w:t>2</w:t>
+        <w:t>25</w:t>
+      </w:r>
+      <w:r>
+        <w:rPr>
+          <w:sz w:val="28"/>
+          <w:szCs w:val="28"/>
+        </w:rPr>
+        <w:t xml:space="preserve">, b = </w:t>
+      </w:r>
+      <w:r>
+        <w:rPr>
+          <w:sz w:val="28"/>
+          <w:szCs w:val="28"/>
+          <w:lang w:val="ru-RU"/>
+        </w:rPr>
+        <w:t>7</w:t>
       </w:r>
     </w:p>
     <w:p>
@@ -12173,7 +11981,6 @@
           <w:szCs w:val="28"/>
         </w:rPr>
       </w:pPr>
-      <w:proofErr w:type="gramStart"/>
       <w:r>
         <w:rPr>
           <w:sz w:val="28"/>
@@ -12182,7 +11989,6 @@
         </w:rPr>
         <w:t>НОД(</w:t>
       </w:r>
-      <w:proofErr w:type="gramEnd"/>
       <w:r>
         <w:rPr>
           <w:sz w:val="28"/>
@@ -12217,17 +12023,27 @@
         <w:rPr>
           <w:sz w:val="28"/>
           <w:szCs w:val="28"/>
-        </w:rPr>
-        <w:t>17x + 1</w:t>
-      </w:r>
-      <w:r>
-        <w:rPr>
-          <w:sz w:val="28"/>
-          <w:szCs w:val="28"/>
-          <w:lang w:val="ru-RU"/>
-        </w:rPr>
-        <w:t>2</w:t>
-      </w:r>
+          <w:lang w:val="ru-RU"/>
+        </w:rPr>
+        <w:t>25</w:t>
+      </w:r>
+      <w:r>
+        <w:rPr>
+          <w:sz w:val="28"/>
+          <w:szCs w:val="28"/>
+        </w:rPr>
+        <w:t xml:space="preserve">x + </w:t>
+      </w:r>
+      <w:r>
+        <w:rPr>
+          <w:sz w:val="28"/>
+          <w:szCs w:val="28"/>
+          <w:lang w:val="ru-RU"/>
+        </w:rPr>
+        <w:t>7</w:t>
+      </w:r>
+      <w:bookmarkStart w:id="0" w:name="_GoBack"/>
+      <w:bookmarkEnd w:id="0"/>
       <w:r>
         <w:rPr>
           <w:sz w:val="28"/>
@@ -13307,8 +13123,6 @@
           <w:lang w:val="ru-RU"/>
         </w:rPr>
       </w:pPr>
-      <w:bookmarkStart w:id="0" w:name="_GoBack"/>
-      <w:bookmarkEnd w:id="0"/>
     </w:p>
     <w:p>
       <w:pPr>
@@ -15308,7 +15122,7 @@
 </file>
 
 <file path=customXml/itemProps1.xml><?xml version="1.0" encoding="utf-8"?>
-<ds:datastoreItem xmlns:ds="http://schemas.openxmlformats.org/officeDocument/2006/customXml" ds:itemID="{257F3ACD-FE63-4836-9E82-173975CD964E}">
+<ds:datastoreItem xmlns:ds="http://schemas.openxmlformats.org/officeDocument/2006/customXml" ds:itemID="{A1E78526-4FAC-4CAD-8123-82135EC23058}">
   <ds:schemaRefs>
     <ds:schemaRef ds:uri="http://schemas.openxmlformats.org/officeDocument/2006/bibliography"/>
   </ds:schemaRefs>

--- a/lab3/работа_3х_алгоритмов.docx
+++ b/lab3/работа_3х_алгоритмов.docx
@@ -11803,10 +11803,20 @@
               <w:sz w:val="28"/>
               <w:szCs w:val="28"/>
             </w:rPr>
-            <m:t>=23</m:t>
+            <m:t>=2</m:t>
+          </m:r>
+          <m:r>
+            <w:rPr>
+              <w:rFonts w:ascii="Cambria Math" w:hAnsi="Cambria Math"/>
+              <w:sz w:val="28"/>
+              <w:szCs w:val="28"/>
+            </w:rPr>
+            <m:t>2</m:t>
           </m:r>
         </m:oMath>
       </m:oMathPara>
+      <w:bookmarkStart w:id="0" w:name="_GoBack"/>
+      <w:bookmarkEnd w:id="0"/>
     </w:p>
     <w:p>
       <w:pPr>
@@ -12042,8 +12052,6 @@
         </w:rPr>
         <w:t>7</w:t>
       </w:r>
-      <w:bookmarkStart w:id="0" w:name="_GoBack"/>
-      <w:bookmarkEnd w:id="0"/>
       <w:r>
         <w:rPr>
           <w:sz w:val="28"/>
@@ -15122,7 +15130,7 @@
 </file>
 
 <file path=customXml/itemProps1.xml><?xml version="1.0" encoding="utf-8"?>
-<ds:datastoreItem xmlns:ds="http://schemas.openxmlformats.org/officeDocument/2006/customXml" ds:itemID="{A1E78526-4FAC-4CAD-8123-82135EC23058}">
+<ds:datastoreItem xmlns:ds="http://schemas.openxmlformats.org/officeDocument/2006/customXml" ds:itemID="{EBCA5B55-3245-40BE-8C01-9D9AE29A0F84}">
   <ds:schemaRefs>
     <ds:schemaRef ds:uri="http://schemas.openxmlformats.org/officeDocument/2006/bibliography"/>
   </ds:schemaRefs>
